--- a/Taylor-Bornstein-Cover-Letter-Agility-Robotics.docx
+++ b/Taylor-Bornstein-Cover-Letter-Agility-Robotics.docx
@@ -95,7 +95,7 @@
           <w:sz w:val="22"/>
           <w:szCs w:val="22"/>
         </w:rPr>
-        <w:t xml:space="preserve">I spent an evening on agilityrobotics.com and in the SPAC filings. Five places I'd start:</w:t>
+        <w:t xml:space="preserve">I spent an evening on agilityrobotics.com and in the SPAC filings. As an outside observer, these are the five changes I'd go after first:</w:t>
       </w:r>
     </w:p>
     <w:p>
@@ -179,15 +179,15 @@
           <w:sz w:val="22"/>
           <w:szCs w:val="22"/>
         </w:rPr>
-        <w:t xml:space="preserve">Tell the deployment story you've already earned. </w:t>
-      </w:r>
-      <w:r>
-        <w:rPr>
-          <w:rFonts w:ascii="Noto Sans" w:cs="Noto Sans" w:eastAsia="Noto Sans" w:hAnsi="Noto Sans"/>
-          <w:sz w:val="22"/>
-          <w:szCs w:val="22"/>
-        </w:rPr>
-        <w:t xml:space="preserve">Digit is live at Toyota, GXO, Schaeffler, and Mercado Libre — real sites, real volume (GXO's Spanx facility alone has moved 100,000+ totes since mid-2024). That's rare proof for this category, and only one of those deployments has a published case study. Every unpublished site is a competitor's talking point sitting on your own floor.</w:t>
+        <w:t xml:space="preserve">Start a customer story program. </w:t>
+      </w:r>
+      <w:r>
+        <w:rPr>
+          <w:rFonts w:ascii="Noto Sans" w:cs="Noto Sans" w:eastAsia="Noto Sans" w:hAnsi="Noto Sans"/>
+          <w:sz w:val="22"/>
+          <w:szCs w:val="22"/>
+        </w:rPr>
+        <w:t xml:space="preserve">You already have the proof points: Toyota, GXO, Schaeffler, Mercado Libre — real sites, real volume (GXO's Spanx facility alone has moved 100,000+ totes since mid-2024). Turn them into full customer stories. It's the best decision-level content there is, and customer voices carry more weight with media than anything you say about yourselves.</w:t>
       </w:r>
     </w:p>
     <w:p>

--- a/Taylor-Bornstein-Cover-Letter-Agility-Robotics.docx
+++ b/Taylor-Bornstein-Cover-Letter-Agility-Robotics.docx
@@ -82,20 +82,20 @@
           <w:sz w:val="22"/>
           <w:szCs w:val="22"/>
         </w:rPr>
-        <w:t xml:space="preserve">Building excellent content practices from the ground up is what I do. I do it well. Here's where I'd start at Agility.</w:t>
-      </w:r>
-    </w:p>
-    <w:p>
-      <w:pPr>
-        <w:spacing w:after="200"/>
-      </w:pPr>
-      <w:r>
-        <w:rPr>
-          <w:rFonts w:ascii="Noto Sans" w:cs="Noto Sans" w:eastAsia="Noto Sans" w:hAnsi="Noto Sans"/>
-          <w:sz w:val="22"/>
-          <w:szCs w:val="22"/>
-        </w:rPr>
-        <w:t xml:space="preserve">I spent an evening on agilityrobotics.com and in the SPAC filings. As an outside observer, these are the five changes I'd go after first:</w:t>
+        <w:t xml:space="preserve">Building excellent content practices from the ground up is what I do. And I do it well.</w:t>
+      </w:r>
+    </w:p>
+    <w:p>
+      <w:pPr>
+        <w:spacing w:after="200"/>
+      </w:pPr>
+      <w:r>
+        <w:rPr>
+          <w:rFonts w:ascii="Noto Sans" w:cs="Noto Sans" w:eastAsia="Noto Sans" w:hAnsi="Noto Sans"/>
+          <w:sz w:val="22"/>
+          <w:szCs w:val="22"/>
+        </w:rPr>
+        <w:t xml:space="preserve">I spent an evening on the website. As an outside observer, these are the five changes I'd go after first:</w:t>
       </w:r>
     </w:p>
     <w:p>
